--- a/AZODO_EMEKA_CV_Machinery_Engineer_ExxonMobil_12pt.docx
+++ b/AZODO_EMEKA_CV_Machinery_Engineer_ExxonMobil_12pt.docx
@@ -1388,7 +1388,7 @@
           <w:color w:val="1A1A1A"/>
           <w:sz w:val="24"/>
         </w:rPr>
-        <w:t xml:space="preserve">Provide discipline support to the </w:t>
+        <w:t xml:space="preserve">Steward </w:t>
       </w:r>
       <w:r>
         <w:rPr>
@@ -1398,7 +1398,7 @@
           <w:color w:val="1A1A1A"/>
           <w:sz w:val="24"/>
         </w:rPr>
-        <w:t>120 → 240 MMSCFD expansion</w:t>
+        <w:t>safe and timely execution of the mechanical scope</w:t>
       </w:r>
       <w:r>
         <w:rPr>
@@ -1408,7 +1408,7 @@
           <w:color w:val="1A1A1A"/>
           <w:sz w:val="24"/>
         </w:rPr>
-        <w:t>, reviewing machinery selection and integration of new equipment into the existing gas processing and NGL trains.</w:t>
+        <w:t xml:space="preserve"> for the 120 → 240 MMSCFD expansion: HP 1st-stage wet seal change-out, compressor reconfiguration for export through the 1st stage, decommissioning of the 2nd-stage compressor and associated loops, and gas generator change-out with associated off-skid activities.</w:t>
       </w:r>
     </w:p>
     <w:p>

--- a/AZODO_EMEKA_CV_Machinery_Engineer_ExxonMobil_12pt.docx
+++ b/AZODO_EMEKA_CV_Machinery_Engineer_ExxonMobil_12pt.docx
@@ -2962,7 +2962,7 @@
                 <w:color w:val="1A1A1A"/>
                 <w:sz w:val="22"/>
               </w:rPr>
-              <w:t>• AI Advanced Applied Programme, Digital Regenesys, 2026</w:t>
+              <w:t>• QHSE, Risk &amp; Sustainability Mgmt, IE Safetainability, 2024</w:t>
             </w:r>
           </w:p>
         </w:tc>
@@ -2982,8 +2982,50 @@
                 <w:color w:val="1A1A1A"/>
                 <w:sz w:val="22"/>
               </w:rPr>
+              <w:t>• AI Advanced Applied Programme, Digital Regenesys, 2026</w:t>
+            </w:r>
+          </w:p>
+        </w:tc>
+      </w:tr>
+      <w:tr>
+        <w:tc>
+          <w:tcPr>
+            <w:tcW w:type="dxa" w:w="3288"/>
+          </w:tcPr>
+          <w:p>
+            <w:pPr>
+              <w:spacing w:before="0" w:after="27" w:line="240" w:lineRule="auto"/>
+            </w:pPr>
+            <w:r>
+              <w:rPr>
+                <w:rFonts w:ascii="Calibri" w:hAnsi="Calibri"/>
+                <w:b w:val="0"/>
+                <w:i w:val="0"/>
+                <w:color w:val="1A1A1A"/>
+                <w:sz w:val="22"/>
+              </w:rPr>
               <w:t>• IBM AI Engineering, 2023 &amp; Generative AI and Agents, Johns Hopkins, 2026</w:t>
             </w:r>
+          </w:p>
+        </w:tc>
+        <w:tc>
+          <w:tcPr>
+            <w:tcW w:type="dxa" w:w="3288"/>
+          </w:tcPr>
+          <w:p>
+            <w:pPr>
+              <w:spacing w:before="0" w:after="27" w:line="240" w:lineRule="auto"/>
+            </w:pPr>
+          </w:p>
+        </w:tc>
+        <w:tc>
+          <w:tcPr>
+            <w:tcW w:type="dxa" w:w="3288"/>
+          </w:tcPr>
+          <w:p>
+            <w:pPr>
+              <w:spacing w:before="0" w:after="27" w:line="240" w:lineRule="auto"/>
+            </w:pPr>
           </w:p>
         </w:tc>
       </w:tr>

--- a/AZODO_EMEKA_CV_Machinery_Engineer_ExxonMobil_12pt.docx
+++ b/AZODO_EMEKA_CV_Machinery_Engineer_ExxonMobil_12pt.docx
@@ -1413,6 +1413,44 @@
     </w:p>
     <w:p>
       <w:pPr>
+        <w:pStyle w:val="ListBullet"/>
+        <w:spacing w:before="0" w:after="24" w:line="240" w:lineRule="auto"/>
+        <w:ind w:left="283"/>
+        <w:jc w:val="both"/>
+      </w:pPr>
+      <w:r>
+        <w:rPr>
+          <w:rFonts w:ascii="Calibri" w:hAnsi="Calibri"/>
+          <w:b w:val="0"/>
+          <w:i w:val="0"/>
+          <w:color w:val="1A1A1A"/>
+          <w:sz w:val="24"/>
+        </w:rPr>
+        <w:t xml:space="preserve">Maintain an appreciable record of identifying and following up on safety hazards under Seplat's </w:t>
+      </w:r>
+      <w:r>
+        <w:rPr>
+          <w:rFonts w:ascii="Calibri" w:hAnsi="Calibri"/>
+          <w:b/>
+          <w:i w:val="0"/>
+          <w:color w:val="1A1A1A"/>
+          <w:sz w:val="24"/>
+        </w:rPr>
+        <w:t>Hazard Identification &amp; Control Scheme (SHICS)</w:t>
+      </w:r>
+      <w:r>
+        <w:rPr>
+          <w:rFonts w:ascii="Calibri" w:hAnsi="Calibri"/>
+          <w:b w:val="0"/>
+          <w:i w:val="0"/>
+          <w:color w:val="1A1A1A"/>
+          <w:sz w:val="24"/>
+        </w:rPr>
+        <w:t>, using the relevant digital reporting tools, with consistent commendation on several occasions.</w:t>
+      </w:r>
+    </w:p>
+    <w:p>
+      <w:pPr>
         <w:spacing w:before="0" w:after="0" w:line="40" w:lineRule="exact"/>
       </w:pPr>
     </w:p>
@@ -1726,6 +1764,64 @@
           <w:sz w:val="24"/>
         </w:rPr>
         <w:t xml:space="preserve"> per event through procedure and scope optimisation.</w:t>
+      </w:r>
+    </w:p>
+    <w:p>
+      <w:pPr>
+        <w:pStyle w:val="ListBullet"/>
+        <w:spacing w:before="0" w:after="24" w:line="240" w:lineRule="auto"/>
+        <w:ind w:left="283"/>
+        <w:jc w:val="both"/>
+      </w:pPr>
+      <w:r>
+        <w:rPr>
+          <w:rFonts w:ascii="Calibri" w:hAnsi="Calibri"/>
+          <w:b w:val="0"/>
+          <w:i w:val="0"/>
+          <w:color w:val="1A1A1A"/>
+          <w:sz w:val="24"/>
+        </w:rPr>
+        <w:t xml:space="preserve">Recognised for safety leadership: </w:t>
+      </w:r>
+      <w:r>
+        <w:rPr>
+          <w:rFonts w:ascii="Calibri" w:hAnsi="Calibri"/>
+          <w:b/>
+          <w:i w:val="0"/>
+          <w:color w:val="1A1A1A"/>
+          <w:sz w:val="24"/>
+        </w:rPr>
+        <w:t>Safety Sentinel</w:t>
+      </w:r>
+      <w:r>
+        <w:rPr>
+          <w:rFonts w:ascii="Calibri" w:hAnsi="Calibri"/>
+          <w:b w:val="0"/>
+          <w:i w:val="0"/>
+          <w:color w:val="1A1A1A"/>
+          <w:sz w:val="24"/>
+        </w:rPr>
+        <w:t xml:space="preserve"> and </w:t>
+      </w:r>
+      <w:r>
+        <w:rPr>
+          <w:rFonts w:ascii="Calibri" w:hAnsi="Calibri"/>
+          <w:b/>
+          <w:i w:val="0"/>
+          <w:color w:val="1A1A1A"/>
+          <w:sz w:val="24"/>
+        </w:rPr>
+        <w:t>Safety Advocate of the Year</w:t>
+      </w:r>
+      <w:r>
+        <w:rPr>
+          <w:rFonts w:ascii="Calibri" w:hAnsi="Calibri"/>
+          <w:b w:val="0"/>
+          <w:i w:val="0"/>
+          <w:color w:val="1A1A1A"/>
+          <w:sz w:val="24"/>
+        </w:rPr>
+        <w:t xml:space="preserve"> awards (2023) for consistent hazard identification and follow-up.</w:t>
       </w:r>
     </w:p>
     <w:p>

--- a/AZODO_EMEKA_CV_Machinery_Engineer_ExxonMobil_12pt.docx
+++ b/AZODO_EMEKA_CV_Machinery_Engineer_ExxonMobil_12pt.docx
@@ -739,7 +739,27 @@
           <w:color w:val="1A1A1A"/>
           <w:sz w:val="24"/>
         </w:rPr>
-        <w:t xml:space="preserve"> (120 MMSCFD sales gas + NGL export, expanding to 240 MMSCFD), covering top-tier machinery (HP/LP compressors, recompressors, turbo-expanders, cryogenic pumps), utilities (gas turbine generators, firewater pumps, air compressors) and the NGL fractionation train (de-ethaniser, de-propaniser, de-butaniser).</w:t>
+        <w:t xml:space="preserve">, the </w:t>
+      </w:r>
+      <w:r>
+        <w:rPr>
+          <w:rFonts w:ascii="Calibri" w:hAnsi="Calibri"/>
+          <w:b/>
+          <w:i w:val="0"/>
+          <w:color w:val="1A1A1A"/>
+          <w:sz w:val="24"/>
+        </w:rPr>
+        <w:t>key enabler of Seplat's 120 → 240 MMSCFD sales gas ambition</w:t>
+      </w:r>
+      <w:r>
+        <w:rPr>
+          <w:rFonts w:ascii="Calibri" w:hAnsi="Calibri"/>
+          <w:b w:val="0"/>
+          <w:i w:val="0"/>
+          <w:color w:val="1A1A1A"/>
+          <w:sz w:val="24"/>
+        </w:rPr>
+        <w:t xml:space="preserve"> and NGL export, covering top-tier machinery (HP/LP compressors, recompressors, turbo-expanders, cryogenic pumps), utilities (gas turbine generators, firewater pumps, air compressors) and the NGL fractionation train (de-ethaniser, de-propaniser, de-butaniser).</w:t>
       </w:r>
     </w:p>
     <w:p>
